--- a/templates/PASPORT_RESPUBLIKI_UZBEKISTAN_TEMPLATE_RU.docx
+++ b/templates/PASPORT_RESPUBLIKI_UZBEKISTAN_TEMPLATE_RU.docx
@@ -175,9 +175,27 @@
           <w:b/>
           <w:sz w:val="28"/>
           <w:szCs w:val="28"/>
-          <w:lang w:val="en-US"/>
-        </w:rPr>
-        <w:t>{{passport_</w:t>
+        </w:rPr>
+        <w:t>{{</w:t>
+      </w:r>
+      <w:r>
+        <w:rPr>
+          <w:rFonts w:ascii="Bookman Old Style" w:hAnsi="Bookman Old Style"/>
+          <w:b/>
+          <w:sz w:val="28"/>
+          <w:szCs w:val="28"/>
+          <w:lang w:val="en-US"/>
+        </w:rPr>
+        <w:t>passport</w:t>
+      </w:r>
+      <w:r>
+        <w:rPr>
+          <w:rFonts w:ascii="Bookman Old Style" w:hAnsi="Bookman Old Style"/>
+          <w:b/>
+          <w:sz w:val="28"/>
+          <w:szCs w:val="28"/>
+        </w:rPr>
+        <w:t>_</w:t>
       </w:r>
       <w:r>
         <w:rPr>
@@ -195,7 +213,6 @@
           <w:b/>
           <w:sz w:val="28"/>
           <w:szCs w:val="28"/>
-          <w:lang w:val="en-US"/>
         </w:rPr>
         <w:t>}}</w:t>
       </w:r>
@@ -333,15 +350,13 @@
           <w:b/>
           <w:sz w:val="28"/>
           <w:szCs w:val="28"/>
-          <w:lang w:val="en-US"/>
-        </w:rPr>
-      </w:pPr>
-      <w:r>
-        <w:rPr>
-          <w:rFonts w:ascii="Bookman Old Style" w:hAnsi="Bookman Old Style"/>
-          <w:sz w:val="28"/>
-          <w:szCs w:val="28"/>
-          <w:lang w:val="en-US"/>
+        </w:rPr>
+      </w:pPr>
+      <w:r>
+        <w:rPr>
+          <w:rFonts w:ascii="Bookman Old Style" w:hAnsi="Bookman Old Style"/>
+          <w:sz w:val="28"/>
+          <w:szCs w:val="28"/>
         </w:rPr>
         <w:t xml:space="preserve">               </w:t>
       </w:r>
@@ -351,7 +366,6 @@
           <w:b/>
           <w:sz w:val="28"/>
           <w:szCs w:val="28"/>
-          <w:lang w:val="en-US"/>
         </w:rPr>
         <w:t>{{</w:t>
       </w:r>
@@ -363,7 +377,16 @@
           <w:szCs w:val="28"/>
           <w:lang w:val="en-US"/>
         </w:rPr>
-        <w:t>document_</w:t>
+        <w:t>document</w:t>
+      </w:r>
+      <w:r>
+        <w:rPr>
+          <w:rFonts w:ascii="Bookman Old Style" w:hAnsi="Bookman Old Style"/>
+          <w:b/>
+          <w:sz w:val="28"/>
+          <w:szCs w:val="28"/>
+        </w:rPr>
+        <w:t>_</w:t>
       </w:r>
       <w:r>
         <w:rPr>
@@ -381,7 +404,6 @@
           <w:b/>
           <w:sz w:val="28"/>
           <w:szCs w:val="28"/>
-          <w:lang w:val="en-US"/>
         </w:rPr>
         <w:t>}}</w:t>
       </w:r>
@@ -391,7 +413,6 @@
           <w:b/>
           <w:sz w:val="28"/>
           <w:szCs w:val="28"/>
-          <w:lang w:val="en-US"/>
         </w:rPr>
         <w:t xml:space="preserve">                 </w:t>
       </w:r>
@@ -411,7 +432,6 @@
           <w:b/>
           <w:sz w:val="28"/>
           <w:szCs w:val="28"/>
-          <w:lang w:val="en-US"/>
         </w:rPr>
         <w:t xml:space="preserve">           </w:t>
       </w:r>
@@ -421,7 +441,6 @@
           <w:b/>
           <w:sz w:val="28"/>
           <w:szCs w:val="28"/>
-          <w:lang w:val="en-US"/>
         </w:rPr>
         <w:t xml:space="preserve">   {{</w:t>
       </w:r>
@@ -441,7 +460,6 @@
           <w:b/>
           <w:sz w:val="28"/>
           <w:szCs w:val="28"/>
-          <w:lang w:val="en-US"/>
         </w:rPr>
         <w:t>_</w:t>
       </w:r>
@@ -461,7 +479,6 @@
           <w:b/>
           <w:sz w:val="28"/>
           <w:szCs w:val="28"/>
-          <w:lang w:val="en-US"/>
         </w:rPr>
         <w:t>}}</w:t>
       </w:r>
@@ -474,7 +491,6 @@
           <w:sz w:val="28"/>
           <w:szCs w:val="28"/>
           <w:u w:val="single"/>
-          <w:lang w:val="en-US"/>
         </w:rPr>
       </w:pPr>
     </w:p>
@@ -513,7 +529,6 @@
                 <w:rFonts w:ascii="Bookman Old Style" w:hAnsi="Bookman Old Style"/>
                 <w:sz w:val="28"/>
                 <w:szCs w:val="28"/>
-                <w:lang w:val="en-US"/>
               </w:rPr>
             </w:pPr>
           </w:p>
@@ -527,7 +542,6 @@
                 <w:rFonts w:ascii="Bookman Old Style" w:hAnsi="Bookman Old Style"/>
                 <w:sz w:val="28"/>
                 <w:szCs w:val="28"/>
-                <w:lang w:val="en-US"/>
               </w:rPr>
             </w:pPr>
           </w:p>
@@ -1256,6 +1270,7 @@
           <w:rFonts w:ascii="Bookman Old Style" w:hAnsi="Bookman Old Style"/>
           <w:sz w:val="28"/>
           <w:szCs w:val="28"/>
+          <w:lang w:val="en-US"/>
         </w:rPr>
         <w:t xml:space="preserve"> </w:t>
       </w:r>
@@ -1384,7 +1399,6 @@
           <w:rFonts w:ascii="Bookman Old Style" w:hAnsi="Bookman Old Style"/>
           <w:sz w:val="28"/>
           <w:szCs w:val="28"/>
-          <w:lang w:val="en-US"/>
         </w:rPr>
       </w:pPr>
       <w:r>
@@ -1401,9 +1415,42 @@
           <w:rFonts w:ascii="Bookman Old Style" w:hAnsi="Bookman Old Style"/>
           <w:sz w:val="28"/>
           <w:szCs w:val="28"/>
-          <w:lang w:val="en-US"/>
-        </w:rPr>
-        <w:t>{{issuing_authority}}</w:t>
+        </w:rPr>
+        <w:t>{{</w:t>
+      </w:r>
+      <w:r>
+        <w:rPr>
+          <w:rFonts w:ascii="Bookman Old Style" w:hAnsi="Bookman Old Style"/>
+          <w:sz w:val="28"/>
+          <w:szCs w:val="28"/>
+          <w:lang w:val="en-US"/>
+        </w:rPr>
+        <w:t>issuing</w:t>
+      </w:r>
+      <w:r>
+        <w:rPr>
+          <w:rFonts w:ascii="Bookman Old Style" w:hAnsi="Bookman Old Style"/>
+          <w:sz w:val="28"/>
+          <w:szCs w:val="28"/>
+        </w:rPr>
+        <w:t>_</w:t>
+      </w:r>
+      <w:r>
+        <w:rPr>
+          <w:rFonts w:ascii="Bookman Old Style" w:hAnsi="Bookman Old Style"/>
+          <w:sz w:val="28"/>
+          <w:szCs w:val="28"/>
+          <w:lang w:val="en-US"/>
+        </w:rPr>
+        <w:t>authority</w:t>
+      </w:r>
+      <w:r>
+        <w:rPr>
+          <w:rFonts w:ascii="Bookman Old Style" w:hAnsi="Bookman Old Style"/>
+          <w:sz w:val="28"/>
+          <w:szCs w:val="28"/>
+        </w:rPr>
+        <w:t>}}</w:t>
       </w:r>
     </w:p>
     <w:p>
@@ -1425,7 +1472,6 @@
           <w:b/>
           <w:sz w:val="28"/>
           <w:szCs w:val="28"/>
-          <w:lang w:val="en-US"/>
         </w:rPr>
       </w:pPr>
       <w:r>
@@ -1434,9 +1480,8 @@
           <w:b/>
           <w:sz w:val="26"/>
           <w:szCs w:val="26"/>
-          <w:lang w:val="en-US"/>
-        </w:rPr>
-        <w:t>{{mrz}}</w:t>
+        </w:rPr>
+        <w:t>Машиносчитываемая зона</w:t>
       </w:r>
       <w:bookmarkStart w:id="0" w:name="_GoBack"/>
       <w:bookmarkEnd w:id="0"/>
